--- a/Dokumentacio/VIDEO.docx
+++ b/Dokumentacio/VIDEO.docx
@@ -1,6 +1,6 @@
 
 <file path=word/document.xml><?xml version="1.0" encoding="utf-8"?>
-<w:document xmlns:wpc="http://schemas.microsoft.com/office/word/2010/wordprocessingCanvas" xmlns:cx="http://schemas.microsoft.com/office/drawing/2014/chartex" xmlns:cx1="http://schemas.microsoft.com/office/drawing/2015/9/8/chartex" xmlns:cx2="http://schemas.microsoft.com/office/drawing/2015/10/21/chartex" xmlns:cx3="http://schemas.microsoft.com/office/drawing/2016/5/9/chartex" xmlns:cx4="http://schemas.microsoft.com/office/drawing/2016/5/10/chartex" xmlns:cx5="http://schemas.microsoft.com/office/drawing/2016/5/11/chartex" xmlns:cx6="http://schemas.microsoft.com/office/drawing/2016/5/12/chartex" xmlns:cx7="http://schemas.microsoft.com/office/drawing/2016/5/13/chartex" xmlns:cx8="http://schemas.microsoft.com/office/drawing/2016/5/14/chartex" xmlns:mc="http://schemas.openxmlformats.org/markup-compatibility/2006" xmlns:aink="http://schemas.microsoft.com/office/drawing/2016/ink" xmlns:am3d="http://schemas.microsoft.com/office/drawing/2017/model3d" xmlns:o="urn:schemas-microsoft-com:office:office" xmlns:r="http://schemas.openxmlformats.org/officeDocument/2006/relationships" xmlns:m="http://schemas.openxmlformats.org/officeDocument/2006/math" xmlns:v="urn:schemas-microsoft-com:vml" xmlns:wp14="http://schemas.microsoft.com/office/word/2010/wordprocessingDrawing" xmlns:wp="http://schemas.openxmlformats.org/drawingml/2006/wordprocessingDrawing" xmlns:w10="urn:schemas-microsoft-com:office:word" xmlns:w="http://schemas.openxmlformats.org/wordprocessingml/2006/main" xmlns:w14="http://schemas.microsoft.com/office/word/2010/wordml" xmlns:w15="http://schemas.microsoft.com/office/word/2012/wordml" xmlns:w16cex="http://schemas.microsoft.com/office/word/2018/wordml/cex" xmlns:w16cid="http://schemas.microsoft.com/office/word/2016/wordml/cid" xmlns:w16="http://schemas.microsoft.com/office/word/2018/wordml" xmlns:w16sdtdh="http://schemas.microsoft.com/office/word/2020/wordml/sdtdatahash" xmlns:w16se="http://schemas.microsoft.com/office/word/2015/wordml/symex" xmlns:wpg="http://schemas.microsoft.com/office/word/2010/wordprocessingGroup" xmlns:wpi="http://schemas.microsoft.com/office/word/2010/wordprocessingInk" xmlns:wne="http://schemas.microsoft.com/office/word/2006/wordml" xmlns:wps="http://schemas.microsoft.com/office/word/2010/wordprocessingShape" mc:Ignorable="w14 w15 w16se w16cid w16 w16cex w16sdtdh wp14">
+<w:document xmlns:wpc="http://schemas.microsoft.com/office/word/2010/wordprocessingCanvas" xmlns:cx="http://schemas.microsoft.com/office/drawing/2014/chartex" xmlns:cx1="http://schemas.microsoft.com/office/drawing/2015/9/8/chartex" xmlns:cx2="http://schemas.microsoft.com/office/drawing/2015/10/21/chartex" xmlns:cx3="http://schemas.microsoft.com/office/drawing/2016/5/9/chartex" xmlns:cx4="http://schemas.microsoft.com/office/drawing/2016/5/10/chartex" xmlns:cx5="http://schemas.microsoft.com/office/drawing/2016/5/11/chartex" xmlns:cx6="http://schemas.microsoft.com/office/drawing/2016/5/12/chartex" xmlns:cx7="http://schemas.microsoft.com/office/drawing/2016/5/13/chartex" xmlns:cx8="http://schemas.microsoft.com/office/drawing/2016/5/14/chartex" xmlns:mc="http://schemas.openxmlformats.org/markup-compatibility/2006" xmlns:aink="http://schemas.microsoft.com/office/drawing/2016/ink" xmlns:am3d="http://schemas.microsoft.com/office/drawing/2017/model3d" xmlns:o="urn:schemas-microsoft-com:office:office" xmlns:oel="http://schemas.microsoft.com/office/2019/extlst" xmlns:r="http://schemas.openxmlformats.org/officeDocument/2006/relationships" xmlns:m="http://schemas.openxmlformats.org/officeDocument/2006/math" xmlns:v="urn:schemas-microsoft-com:vml" xmlns:wp14="http://schemas.microsoft.com/office/word/2010/wordprocessingDrawing" xmlns:wp="http://schemas.openxmlformats.org/drawingml/2006/wordprocessingDrawing" xmlns:w10="urn:schemas-microsoft-com:office:word" xmlns:w="http://schemas.openxmlformats.org/wordprocessingml/2006/main" xmlns:w14="http://schemas.microsoft.com/office/word/2010/wordml" xmlns:w15="http://schemas.microsoft.com/office/word/2012/wordml" xmlns:w16cex="http://schemas.microsoft.com/office/word/2018/wordml/cex" xmlns:w16cid="http://schemas.microsoft.com/office/word/2016/wordml/cid" xmlns:w16="http://schemas.microsoft.com/office/word/2018/wordml" xmlns:w16du="http://schemas.microsoft.com/office/word/2023/wordml/word16du" xmlns:w16sdtdh="http://schemas.microsoft.com/office/word/2020/wordml/sdtdatahash" xmlns:w16sdtfl="http://schemas.microsoft.com/office/word/2024/wordml/sdtformatlock" xmlns:w16se="http://schemas.microsoft.com/office/word/2015/wordml/symex" xmlns:wpg="http://schemas.microsoft.com/office/word/2010/wordprocessingGroup" xmlns:wpi="http://schemas.microsoft.com/office/word/2010/wordprocessingInk" xmlns:wne="http://schemas.microsoft.com/office/word/2006/wordml" xmlns:wps="http://schemas.microsoft.com/office/word/2010/wordprocessingShape" mc:Ignorable="w14 w15 w16se w16cid w16 w16cex w16sdtdh w16sdtfl w16du wp14">
   <w:body>
     <w:p>
       <w:pPr>
@@ -8,51 +8,6 @@
       </w:pPr>
       <w:r>
         <w:t>Bevezetés</w:t>
-      </w:r>
-    </w:p>
-    <w:p>
-      <w:pPr>
-        <w:rPr>
-          <w:rFonts w:ascii="Arial" w:hAnsi="Arial" w:cs="Arial"/>
-          <w:sz w:val="24"/>
-          <w:szCs w:val="24"/>
-        </w:rPr>
-      </w:pPr>
-      <w:r>
-        <w:rPr>
-          <w:rFonts w:ascii="Arial" w:hAnsi="Arial" w:cs="Arial"/>
-          <w:b/>
-          <w:bCs/>
-          <w:sz w:val="24"/>
-          <w:szCs w:val="24"/>
-        </w:rPr>
-        <w:t>kép:</w:t>
-      </w:r>
-      <w:r>
-        <w:rPr>
-          <w:rFonts w:ascii="Arial" w:hAnsi="Arial" w:cs="Arial"/>
-          <w:sz w:val="24"/>
-          <w:szCs w:val="24"/>
-        </w:rPr>
-        <w:t xml:space="preserve"> vágóképek, brollok</w:t>
-      </w:r>
-    </w:p>
-    <w:p>
-      <w:pPr>
-        <w:pStyle w:val="NormlWeb"/>
-        <w:rPr>
-          <w:rFonts w:ascii="Arial" w:hAnsi="Arial" w:cs="Arial"/>
-          <w:b/>
-          <w:bCs/>
-        </w:rPr>
-      </w:pPr>
-      <w:r>
-        <w:rPr>
-          <w:rFonts w:ascii="Arial" w:hAnsi="Arial" w:cs="Arial"/>
-          <w:b/>
-          <w:bCs/>
-        </w:rPr>
-        <w:t>szöveg:</w:t>
       </w:r>
     </w:p>
     <w:p>
@@ -66,97 +21,27 @@
         <w:rPr>
           <w:rFonts w:ascii="Arial" w:hAnsi="Arial" w:cs="Arial"/>
         </w:rPr>
-        <w:t>A vizsgamunk</w:t>
+        <w:t>A vizsgamunkánk során egy vállalati hálózat prototípusát építettük meg, egy QUBE mini PC-ket gyártó cég számára.</w:t>
       </w:r>
       <w:r>
         <w:rPr>
           <w:rFonts w:ascii="Arial" w:hAnsi="Arial" w:cs="Arial"/>
         </w:rPr>
-        <w:t>ánk</w:t>
-      </w:r>
-      <w:r>
-        <w:rPr>
-          <w:rFonts w:ascii="Arial" w:hAnsi="Arial" w:cs="Arial"/>
-        </w:rPr>
-        <w:t xml:space="preserve"> során egy vállalati hálózat prototípusát építettük meg, egy QUBE mini PC-ket gyártó cég számára.</w:t>
-      </w:r>
-      <w:r>
-        <w:rPr>
-          <w:rFonts w:ascii="Arial" w:hAnsi="Arial" w:cs="Arial"/>
-        </w:rPr>
-        <w:t xml:space="preserve"> Ebben</w:t>
-      </w:r>
-      <w:r>
-        <w:rPr>
-          <w:rFonts w:ascii="Arial" w:hAnsi="Arial" w:cs="Arial"/>
-        </w:rPr>
-        <w:t>,</w:t>
-      </w:r>
-      <w:r>
-        <w:rPr>
-          <w:rFonts w:ascii="Arial" w:hAnsi="Arial" w:cs="Arial"/>
-        </w:rPr>
-        <w:t xml:space="preserve"> a hálózat 2 telephelyét valósítottuk meg, </w:t>
-      </w:r>
-      <w:r>
-        <w:rPr>
-          <w:rFonts w:ascii="Arial" w:hAnsi="Arial" w:cs="Arial"/>
-        </w:rPr>
-        <w:t>ami lefedi a legtöbb használt technológiát.</w:t>
+        <w:t xml:space="preserve"> </w:t>
       </w:r>
     </w:p>
     <w:p>
       <w:pPr>
         <w:spacing w:before="100" w:beforeAutospacing="1" w:after="100" w:afterAutospacing="1" w:line="240" w:lineRule="auto"/>
         <w:rPr>
-          <w:rFonts w:ascii="Arial" w:eastAsia="Times New Roman" w:hAnsi="Arial" w:cs="Arial"/>
-          <w:sz w:val="24"/>
+          <w:rFonts w:eastAsia="Times New Roman" w:cs="Arial"/>
           <w:szCs w:val="24"/>
           <w:lang w:eastAsia="hu-HU"/>
         </w:rPr>
       </w:pPr>
       <w:r>
         <w:rPr>
-          <w:rFonts w:ascii="Arial" w:eastAsia="Times New Roman" w:hAnsi="Arial" w:cs="Arial"/>
-          <w:sz w:val="24"/>
-          <w:szCs w:val="24"/>
-          <w:lang w:eastAsia="hu-HU"/>
-        </w:rPr>
-        <w:t xml:space="preserve">A cél az volt, hogy egy olyan rendszert hozzunk létre, ami </w:t>
-      </w:r>
-      <w:r>
-        <w:rPr>
-          <w:rFonts w:ascii="Arial" w:eastAsia="Times New Roman" w:hAnsi="Arial" w:cs="Arial"/>
-          <w:sz w:val="24"/>
-          <w:szCs w:val="24"/>
-          <w:lang w:eastAsia="hu-HU"/>
-        </w:rPr>
-        <w:t>redundáns,megbízható</w:t>
-      </w:r>
-      <w:r>
-        <w:rPr>
-          <w:rFonts w:ascii="Arial" w:eastAsia="Times New Roman" w:hAnsi="Arial" w:cs="Arial"/>
-          <w:sz w:val="24"/>
-          <w:szCs w:val="24"/>
-          <w:lang w:eastAsia="hu-HU"/>
-        </w:rPr>
-        <w:t>, és a szolgáltatások együtt is működnek.</w:t>
-      </w:r>
-    </w:p>
-    <w:p>
-      <w:pPr>
-        <w:spacing w:before="100" w:beforeAutospacing="1" w:after="100" w:afterAutospacing="1" w:line="240" w:lineRule="auto"/>
-        <w:rPr>
-          <w:rFonts w:ascii="Arial" w:eastAsia="Times New Roman" w:hAnsi="Arial" w:cs="Arial"/>
-          <w:sz w:val="24"/>
-          <w:szCs w:val="24"/>
-          <w:lang w:eastAsia="hu-HU"/>
-        </w:rPr>
-      </w:pPr>
-      <w:r>
-        <w:rPr>
-          <w:rFonts w:ascii="Arial" w:eastAsia="Times New Roman" w:hAnsi="Arial" w:cs="Arial"/>
-          <w:sz w:val="24"/>
+          <w:rFonts w:eastAsia="Times New Roman" w:cs="Arial"/>
           <w:szCs w:val="24"/>
           <w:lang w:eastAsia="hu-HU"/>
         </w:rPr>
@@ -167,16 +52,14 @@
       <w:pPr>
         <w:spacing w:before="100" w:beforeAutospacing="1" w:after="100" w:afterAutospacing="1" w:line="240" w:lineRule="auto"/>
         <w:rPr>
-          <w:rFonts w:ascii="Arial" w:eastAsia="Times New Roman" w:hAnsi="Arial" w:cs="Arial"/>
-          <w:sz w:val="24"/>
+          <w:rFonts w:eastAsia="Times New Roman" w:cs="Arial"/>
           <w:szCs w:val="24"/>
           <w:lang w:eastAsia="hu-HU"/>
         </w:rPr>
       </w:pPr>
       <w:r>
         <w:rPr>
-          <w:rFonts w:ascii="Arial" w:eastAsia="Times New Roman" w:hAnsi="Arial" w:cs="Arial"/>
-          <w:sz w:val="24"/>
+          <w:rFonts w:eastAsia="Times New Roman" w:cs="Arial"/>
           <w:szCs w:val="24"/>
           <w:lang w:eastAsia="hu-HU"/>
         </w:rPr>
@@ -187,16 +70,14 @@
       <w:pPr>
         <w:spacing w:before="100" w:beforeAutospacing="1" w:after="100" w:afterAutospacing="1" w:line="240" w:lineRule="auto"/>
         <w:rPr>
-          <w:rFonts w:ascii="Arial" w:eastAsia="Times New Roman" w:hAnsi="Arial" w:cs="Arial"/>
-          <w:sz w:val="24"/>
+          <w:rFonts w:eastAsia="Times New Roman" w:cs="Arial"/>
           <w:szCs w:val="24"/>
           <w:lang w:eastAsia="hu-HU"/>
         </w:rPr>
       </w:pPr>
       <w:r>
         <w:rPr>
-          <w:rFonts w:ascii="Arial" w:eastAsia="Times New Roman" w:hAnsi="Arial" w:cs="Arial"/>
-          <w:sz w:val="24"/>
+          <w:rFonts w:eastAsia="Times New Roman" w:cs="Arial"/>
           <w:szCs w:val="24"/>
           <w:lang w:eastAsia="hu-HU"/>
         </w:rPr>
@@ -205,11 +86,341 @@
     </w:p>
     <w:p>
       <w:pPr>
+        <w:pStyle w:val="Cmsor2"/>
+      </w:pPr>
+      <w:r>
+        <w:t>A hálózatról</w:t>
+      </w:r>
+    </w:p>
+    <w:p>
+      <w:pPr>
         <w:rPr>
-          <w:rFonts w:ascii="Arial" w:hAnsi="Arial" w:cs="Arial"/>
+          <w:szCs w:val="24"/>
         </w:rPr>
       </w:pPr>
-    </w:p>
+      <w:r>
+        <w:rPr>
+          <w:szCs w:val="24"/>
+        </w:rPr>
+        <w:t xml:space="preserve">A </w:t>
+      </w:r>
+      <w:r>
+        <w:rPr>
+          <w:szCs w:val="24"/>
+        </w:rPr>
+        <w:t>KÖZPONT</w:t>
+      </w:r>
+      <w:r>
+        <w:rPr>
+          <w:szCs w:val="24"/>
+        </w:rPr>
+        <w:t xml:space="preserve"> telephely biztosítja a szervereket, az IT szolgáltatásokat és a hálózat irányítását, elkülönített VLAN-okkal és redundáns megoldásokkal a stabil működés érdekében.</w:t>
+      </w:r>
+    </w:p>
+    <w:p>
+      <w:pPr>
+        <w:rPr>
+          <w:szCs w:val="24"/>
+        </w:rPr>
+      </w:pPr>
+      <w:r>
+        <w:rPr>
+          <w:szCs w:val="24"/>
+        </w:rPr>
+        <w:t xml:space="preserve">A </w:t>
+      </w:r>
+      <w:r>
+        <w:rPr>
+          <w:szCs w:val="24"/>
+        </w:rPr>
+        <w:t>BOLT</w:t>
+      </w:r>
+      <w:r>
+        <w:rPr>
+          <w:szCs w:val="24"/>
+        </w:rPr>
+        <w:t xml:space="preserve"> egy egyszerűbb, de megbízható hálózatra épül, amely a központi szolgáltatásokat használja, például </w:t>
+      </w:r>
+      <w:r>
+        <w:rPr>
+          <w:szCs w:val="24"/>
+        </w:rPr>
+        <w:t>a dhcp, intranet és active directory</w:t>
+      </w:r>
+      <w:r>
+        <w:rPr>
+          <w:szCs w:val="24"/>
+        </w:rPr>
+        <w:t>.</w:t>
+      </w:r>
+    </w:p>
+    <w:p>
+      <w:pPr>
+        <w:rPr>
+          <w:szCs w:val="24"/>
+        </w:rPr>
+      </w:pPr>
+      <w:r>
+        <w:rPr>
+          <w:szCs w:val="24"/>
+        </w:rPr>
+        <w:t xml:space="preserve">A két telephely közötti kapcsolatot egy </w:t>
+      </w:r>
+      <w:r>
+        <w:rPr>
+          <w:szCs w:val="24"/>
+        </w:rPr>
+        <w:t xml:space="preserve">GRE over IPSec </w:t>
+      </w:r>
+      <w:r>
+        <w:rPr>
+          <w:szCs w:val="24"/>
+        </w:rPr>
+        <w:t>alagút biztosítja, így a kommunikáció folyamatos és biztonságos.</w:t>
+      </w:r>
+    </w:p>
+    <w:p>
+      <w:pPr>
+        <w:pStyle w:val="Cmsor2"/>
+      </w:pPr>
+      <w:r>
+        <w:t>HSRP failover</w:t>
+      </w:r>
+    </w:p>
+    <w:p>
+      <w:r>
+        <w:t>A központ telephely a folyamatos szerverszolgáltatások szolgáltatása és a magas rendelkezésreállás miatt két független internet-kapcsolattal rendelkezik. ezt két külön router látja el, egymás között kettéosztva a LAN hálózat forgalomirányítását. A redundacia érdekkében HSRP protokoll segítségével virtuális alapértelmezett átjárókat alakítottunk ki.</w:t>
+      </w:r>
+    </w:p>
+    <w:p>
+      <w:r>
+        <w:t>Hiába merül fel a probléma az egyik router működésében, például egy kapcsolati probléma miatt, ahogy látszik, a másikk router azonnal átveszi a szerepét, és biztosítja a zökkenőmentes kommunikációt.</w:t>
+      </w:r>
+    </w:p>
+    <w:p>
+      <w:pPr>
+        <w:pStyle w:val="Cmsor2"/>
+      </w:pPr>
+      <w:r>
+        <w:t>Tűzfal</w:t>
+      </w:r>
+    </w:p>
+    <w:p>
+      <w:r>
+        <w:t xml:space="preserve">A hálózatunkban többféle tűzfalszabályt is alkalmazunk. A routerek wan interfészein </w:t>
+      </w:r>
+      <w:r>
+        <w:t>WAN-inbound</w:t>
+      </w:r>
+      <w:r>
+        <w:t xml:space="preserve"> nevű accsess-list szűri az internetről érkező forgalmat, a WAN-outbound a kimenő forgalmat kezeli ugyanezen a porton, a LAN-inbound pedig a belső hálózat biztonságát biztosítja. Ahogy a videón is látszik, a 200as vendég VLAN le van választva a belső hálózatról, csak a szükkséges szerverszolgáltatásokat, (például a dhcp-t, dns-t) és az internetet éri el, de például a többi eszközzel nem tud kommunikálni.</w:t>
+      </w:r>
+    </w:p>
+    <w:p>
+      <w:pPr>
+        <w:pStyle w:val="Cmsor2"/>
+      </w:pPr>
+      <w:r>
+        <w:t>NAT</w:t>
+      </w:r>
+    </w:p>
+    <w:p>
+      <w:r>
+        <w:lastRenderedPageBreak/>
+        <w:t>A BOLT telephely PAT overload-ot használ, ennek segítségével egy publikus IP címmel és annak kkülönböző portjaival az összes kliens rendelkezik interneteléréssel. A képen a BOLT_ROUTER címfordítási naplója látható, ahogy a ki és bemenő forgalmat kezeli.</w:t>
+      </w:r>
+    </w:p>
+    <w:p>
+      <w:r>
+        <w:t>A KÖZPONT telephelyen viszont a több kliens és nagyobb forgalom számára két /28 as tartományból dinamikus túlterheléses nat biztosítja ugyanezt. itt már jobban látszik, hogy a kliensek nem kkkizárólag egy címmel kommunikálnak. továbbá az is hogy a szerverekk számára ebből a poolból 3 statikus cím lett elkkülönítve a megfelelő működés érdekében. Itt láthatjuk is, ahogyan a bolt telephelyről probléma nélkkül elérjük akár a szerverek külső, publikus címét is.</w:t>
+      </w:r>
+    </w:p>
+    <w:p>
+      <w:pPr>
+        <w:pStyle w:val="Cmsor2"/>
+      </w:pPr>
+      <w:r>
+        <w:t>GRE</w:t>
+      </w:r>
+    </w:p>
+    <w:p>
+      <w:r>
+        <w:t>A két hálózat GRE-tunnelek segítségével összenyitásra került, ezzel elősegítve a</w:t>
+      </w:r>
+      <w:r>
+        <w:t xml:space="preserve"> két telephely közötti átlátható, Layer 3-as szintű kommunikációt.</w:t>
+      </w:r>
+      <w:r>
+        <w:t xml:space="preserve"> A képen a sikeres kommunikáció látható a BOLT telephelyről a WINDOWS szerver belső privát IP címére.</w:t>
+      </w:r>
+    </w:p>
+    <w:p>
+      <w:pPr>
+        <w:pStyle w:val="Cmsor2"/>
+      </w:pPr>
+      <w:r>
+        <w:t>WIFI</w:t>
+      </w:r>
+    </w:p>
+    <w:p>
+      <w:r>
+        <w:t>A prototípusban a 10es vlan vezeték nélküli hálózatátát valósítottuk meg. A videón látszik, ahogy a kliens az előzetesen megadott felhasználónév – jelszó párossal automatikkkusan felcsatlakozik a RADIUS-szal hitelesített AP-re majd megkapja a megfelelő IP beállításokat.</w:t>
+      </w:r>
+    </w:p>
+    <w:p>
+      <w:pPr>
+        <w:pStyle w:val="Cmsor2"/>
+      </w:pPr>
+      <w:r>
+        <w:t>ACTIVE DIRECTORY</w:t>
+      </w:r>
+    </w:p>
+    <w:p>
+      <w:pPr>
+        <w:pStyle w:val="Cmsor2"/>
+        <w:rPr>
+          <w:rFonts w:ascii="Arial" w:eastAsiaTheme="minorHAnsi" w:hAnsi="Arial" w:cstheme="minorBidi"/>
+          <w:b w:val="0"/>
+          <w:bCs w:val="0"/>
+          <w:sz w:val="24"/>
+          <w:szCs w:val="22"/>
+          <w:lang w:eastAsia="en-US"/>
+        </w:rPr>
+      </w:pPr>
+      <w:r>
+        <w:rPr>
+          <w:rFonts w:ascii="Arial" w:eastAsiaTheme="minorHAnsi" w:hAnsi="Arial" w:cstheme="minorBidi"/>
+          <w:b w:val="0"/>
+          <w:bCs w:val="0"/>
+          <w:sz w:val="24"/>
+          <w:szCs w:val="22"/>
+          <w:lang w:eastAsia="en-US"/>
+        </w:rPr>
+        <w:t>A Windows szerveren futó szolgáltatásoknak köszönhetően egyszerűen tud</w:t>
+      </w:r>
+      <w:r>
+        <w:rPr>
+          <w:rFonts w:ascii="Arial" w:eastAsiaTheme="minorHAnsi" w:hAnsi="Arial" w:cstheme="minorBidi"/>
+          <w:b w:val="0"/>
+          <w:bCs w:val="0"/>
+          <w:sz w:val="24"/>
+          <w:szCs w:val="22"/>
+          <w:lang w:eastAsia="en-US"/>
+        </w:rPr>
+        <w:t>j</w:t>
+      </w:r>
+      <w:r>
+        <w:rPr>
+          <w:rFonts w:ascii="Arial" w:eastAsiaTheme="minorHAnsi" w:hAnsi="Arial" w:cstheme="minorBidi"/>
+          <w:b w:val="0"/>
+          <w:bCs w:val="0"/>
+          <w:sz w:val="24"/>
+          <w:szCs w:val="22"/>
+          <w:lang w:eastAsia="en-US"/>
+        </w:rPr>
+        <w:t>uk kezelni a felhasználói fiókokat, csoportokat és számítógépeket.</w:t>
+      </w:r>
+      <w:r>
+        <w:rPr>
+          <w:rFonts w:ascii="Arial" w:eastAsiaTheme="minorHAnsi" w:hAnsi="Arial" w:cstheme="minorBidi"/>
+          <w:b w:val="0"/>
+          <w:bCs w:val="0"/>
+          <w:sz w:val="24"/>
+          <w:szCs w:val="22"/>
+          <w:lang w:eastAsia="en-US"/>
+        </w:rPr>
+        <w:t xml:space="preserve"> </w:t>
+      </w:r>
+    </w:p>
+    <w:p>
+      <w:r>
+        <w:t>A videón először látható az egységes vállalati háttérkép, amelyet csoportházirenddel állítottunk be minden kliens számára. Ezután megjelennek a tálcán az előre telepített alkalmazások, amelyeket szintén központilag, automatikusan biztosítunk a felhasználóknak.</w:t>
+      </w:r>
+    </w:p>
+    <w:p>
+      <w:r>
+        <w:t>A következő lépésben láthatóak a felcsatolt hálózati meghajtók: az „S” közös meghajtó és a „U” saját meghajtó. A közös meghajtón belül a felhasználók csak olvasási jogosultsággal rendelkeznek, amit jól mutat, hogy nem tudunk új mappát létrehozni.</w:t>
+      </w:r>
+    </w:p>
+    <w:p>
+      <w:r>
+        <w:t>Ezzel szemben a saját meghajtón már teljes hozzáférésünk van: létrehozunk egy tesztmappát és egy fájlt, amely azonnal szinkronizálódik a szerverrel. Ez a központi adattárolás és felhasználónkénti elkülönítés egyik előnye.</w:t>
+      </w:r>
+    </w:p>
+    <w:p>
+      <w:r>
+        <w:t xml:space="preserve">A böngészőben a </w:t>
+      </w:r>
+      <w:r>
+        <w:rPr>
+          <w:i/>
+          <w:iCs/>
+        </w:rPr>
+        <w:t>qube.local</w:t>
+      </w:r>
+      <w:r>
+        <w:t xml:space="preserve"> címet megnyitva elérjük a belső weboldalt, amely a DNS és az IIS szolgáltatások együttműködésével működik.</w:t>
+      </w:r>
+    </w:p>
+    <w:p>
+      <w:r>
+        <w:t>A biztonság növelése érdekében bizonyos rendszerfunkciókat is korlátoztunk: például a Gépház és a parancssor megnyitása le van tiltva a felhasználók számára.</w:t>
+      </w:r>
+    </w:p>
+    <w:p>
+      <w:r>
+        <w:t>Végül rendszergazdai jogosultsággal új IP-címet kérünk a hálózattól, amelyet a DHCP szerver automatikusan kioszt. A kliens ezután megfelelően csatlakozik a tartományhoz, és a DNS beállításoknak köszönhetően minden szolgáltatás továbbra is zavartalanul elérhető.</w:t>
+      </w:r>
+    </w:p>
+    <w:p>
+      <w:pPr>
+        <w:pStyle w:val="Cmsor2"/>
+      </w:pPr>
+      <w:r>
+        <w:lastRenderedPageBreak/>
+        <w:t>ZABBIX</w:t>
+      </w:r>
+    </w:p>
+    <w:p>
+      <w:r>
+        <w:t>Hálózatunkban ZABBIX alapú moniorozást alkalmaztunk. Miután a rendszergazda belép, látható a szolgáltatás felhasználói felülete, majd a megfigyelt eszközök, amelyek mind elérhetőek és SNMP-vel vagy ZabbixAgent-en küldik az adatokat. a bolt router fastethernet 0/0-s portjából kinyert ati forgalmi adatokból látványos grafikont kaptunk. Itt látható egy 15 perces leállás, amiről azonnali értesítést kaptunk, mivel ez a port kkülönösen fontos az internetelérés szempontjából.</w:t>
+      </w:r>
+    </w:p>
+    <w:p>
+      <w:pPr>
+        <w:pStyle w:val="Cmsor2"/>
+      </w:pPr>
+      <w:r>
+        <w:t>Automatizáció</w:t>
+      </w:r>
+    </w:p>
+    <w:p>
+      <w:r>
+        <w:t>A zabbix folyamatos monitorozása lehetővé teszi a hálózatautomatizációs megoldásokkat. Mi egy egyszerű MAC-VLAN tábla alapú portkonfigurációt készítettünk. Ahogy a kliens rácsatlakozik a switchre, a ZABBIX érzékeli a portállapot változást, lefuttatja a vlan.py fájlt, ip cím és portszám argumentummal, ez pedig a mac_vlan.json fájlból ssh-n keresztül a megfelelő vlanba helyezi az eszközt</w:t>
+      </w:r>
+    </w:p>
+    <w:p>
+      <w:pPr>
+        <w:pStyle w:val="Cmsor2"/>
+      </w:pPr>
+      <w:r>
+        <w:t>Programozott hálózatkonfiguráció</w:t>
+      </w:r>
+    </w:p>
+    <w:p>
+      <w:r>
+        <w:t>A qube_fastconf.py nevű pyhton kód segítségével egy terminál alapú grafikus felületben tudjuk az eszközök alapvető konfigurációját beállítani, majd elmenti. Ennek segítségével gyorsan és egyszerűen tudunk egy-egy egyszerűbb módosítást végezni az eszközeinken.</w:t>
+      </w:r>
+    </w:p>
+    <w:p/>
+    <w:p>
+      <w:pPr>
+        <w:rPr>
+          <w:rFonts w:cs="Arial"/>
+        </w:rPr>
+      </w:pPr>
+    </w:p>
+    <w:p/>
     <w:sectPr>
       <w:pgSz w:w="11906" w:h="16838"/>
       <w:pgMar w:top="1417" w:right="1417" w:bottom="1417" w:left="1417" w:header="708" w:footer="708" w:gutter="0"/>
@@ -221,7 +432,7 @@
 </file>
 
 <file path=word/numbering.xml><?xml version="1.0" encoding="utf-8"?>
-<w:numbering xmlns:wpc="http://schemas.microsoft.com/office/word/2010/wordprocessingCanvas" xmlns:cx="http://schemas.microsoft.com/office/drawing/2014/chartex" xmlns:cx1="http://schemas.microsoft.com/office/drawing/2015/9/8/chartex" xmlns:cx2="http://schemas.microsoft.com/office/drawing/2015/10/21/chartex" xmlns:cx3="http://schemas.microsoft.com/office/drawing/2016/5/9/chartex" xmlns:cx4="http://schemas.microsoft.com/office/drawing/2016/5/10/chartex" xmlns:cx5="http://schemas.microsoft.com/office/drawing/2016/5/11/chartex" xmlns:cx6="http://schemas.microsoft.com/office/drawing/2016/5/12/chartex" xmlns:cx7="http://schemas.microsoft.com/office/drawing/2016/5/13/chartex" xmlns:cx8="http://schemas.microsoft.com/office/drawing/2016/5/14/chartex" xmlns:mc="http://schemas.openxmlformats.org/markup-compatibility/2006" xmlns:aink="http://schemas.microsoft.com/office/drawing/2016/ink" xmlns:am3d="http://schemas.microsoft.com/office/drawing/2017/model3d" xmlns:o="urn:schemas-microsoft-com:office:office" xmlns:r="http://schemas.openxmlformats.org/officeDocument/2006/relationships" xmlns:m="http://schemas.openxmlformats.org/officeDocument/2006/math" xmlns:v="urn:schemas-microsoft-com:vml" xmlns:wp14="http://schemas.microsoft.com/office/word/2010/wordprocessingDrawing" xmlns:wp="http://schemas.openxmlformats.org/drawingml/2006/wordprocessingDrawing" xmlns:w10="urn:schemas-microsoft-com:office:word" xmlns:w="http://schemas.openxmlformats.org/wordprocessingml/2006/main" xmlns:w14="http://schemas.microsoft.com/office/word/2010/wordml" xmlns:w15="http://schemas.microsoft.com/office/word/2012/wordml" xmlns:w16cex="http://schemas.microsoft.com/office/word/2018/wordml/cex" xmlns:w16cid="http://schemas.microsoft.com/office/word/2016/wordml/cid" xmlns:w16="http://schemas.microsoft.com/office/word/2018/wordml" xmlns:w16sdtdh="http://schemas.microsoft.com/office/word/2020/wordml/sdtdatahash" xmlns:w16se="http://schemas.microsoft.com/office/word/2015/wordml/symex" xmlns:wpg="http://schemas.microsoft.com/office/word/2010/wordprocessingGroup" xmlns:wpi="http://schemas.microsoft.com/office/word/2010/wordprocessingInk" xmlns:wne="http://schemas.microsoft.com/office/word/2006/wordml" xmlns:wps="http://schemas.microsoft.com/office/word/2010/wordprocessingShape" mc:Ignorable="w14 w15 w16se w16cid w16 w16cex w16sdtdh wp14">
+<w:numbering xmlns:wpc="http://schemas.microsoft.com/office/word/2010/wordprocessingCanvas" xmlns:cx="http://schemas.microsoft.com/office/drawing/2014/chartex" xmlns:cx1="http://schemas.microsoft.com/office/drawing/2015/9/8/chartex" xmlns:cx2="http://schemas.microsoft.com/office/drawing/2015/10/21/chartex" xmlns:cx3="http://schemas.microsoft.com/office/drawing/2016/5/9/chartex" xmlns:cx4="http://schemas.microsoft.com/office/drawing/2016/5/10/chartex" xmlns:cx5="http://schemas.microsoft.com/office/drawing/2016/5/11/chartex" xmlns:cx6="http://schemas.microsoft.com/office/drawing/2016/5/12/chartex" xmlns:cx7="http://schemas.microsoft.com/office/drawing/2016/5/13/chartex" xmlns:cx8="http://schemas.microsoft.com/office/drawing/2016/5/14/chartex" xmlns:mc="http://schemas.openxmlformats.org/markup-compatibility/2006" xmlns:aink="http://schemas.microsoft.com/office/drawing/2016/ink" xmlns:am3d="http://schemas.microsoft.com/office/drawing/2017/model3d" xmlns:o="urn:schemas-microsoft-com:office:office" xmlns:oel="http://schemas.microsoft.com/office/2019/extlst" xmlns:r="http://schemas.openxmlformats.org/officeDocument/2006/relationships" xmlns:m="http://schemas.openxmlformats.org/officeDocument/2006/math" xmlns:v="urn:schemas-microsoft-com:vml" xmlns:wp14="http://schemas.microsoft.com/office/word/2010/wordprocessingDrawing" xmlns:wp="http://schemas.openxmlformats.org/drawingml/2006/wordprocessingDrawing" xmlns:w10="urn:schemas-microsoft-com:office:word" xmlns:w="http://schemas.openxmlformats.org/wordprocessingml/2006/main" xmlns:w14="http://schemas.microsoft.com/office/word/2010/wordml" xmlns:w15="http://schemas.microsoft.com/office/word/2012/wordml" xmlns:w16cex="http://schemas.microsoft.com/office/word/2018/wordml/cex" xmlns:w16cid="http://schemas.microsoft.com/office/word/2016/wordml/cid" xmlns:w16="http://schemas.microsoft.com/office/word/2018/wordml" xmlns:w16du="http://schemas.microsoft.com/office/word/2023/wordml/word16du" xmlns:w16sdtdh="http://schemas.microsoft.com/office/word/2020/wordml/sdtdatahash" xmlns:w16sdtfl="http://schemas.microsoft.com/office/word/2024/wordml/sdtformatlock" xmlns:w16se="http://schemas.microsoft.com/office/word/2015/wordml/symex" xmlns:wpg="http://schemas.microsoft.com/office/word/2010/wordprocessingGroup" xmlns:wpi="http://schemas.microsoft.com/office/word/2010/wordprocessingInk" xmlns:wne="http://schemas.microsoft.com/office/word/2006/wordml" xmlns:wps="http://schemas.microsoft.com/office/word/2010/wordprocessingShape" mc:Ignorable="w14 w15 w16se w16cid w16 w16cex w16sdtdh w16sdtfl w16du wp14">
   <w:abstractNum w:abstractNumId="0" w15:restartNumberingAfterBreak="0">
     <w:nsid w:val="1B3029EF"/>
     <w:multiLevelType w:val="multilevel"/>
@@ -1801,44 +2012,44 @@
       </w:rPr>
     </w:lvl>
   </w:abstractNum>
-  <w:num w:numId="1">
+  <w:num w:numId="1" w16cid:durableId="1837527315">
     <w:abstractNumId w:val="9"/>
   </w:num>
-  <w:num w:numId="2">
+  <w:num w:numId="2" w16cid:durableId="1459909322">
     <w:abstractNumId w:val="8"/>
   </w:num>
-  <w:num w:numId="3">
+  <w:num w:numId="3" w16cid:durableId="1090586658">
     <w:abstractNumId w:val="2"/>
   </w:num>
-  <w:num w:numId="4">
+  <w:num w:numId="4" w16cid:durableId="68773660">
     <w:abstractNumId w:val="4"/>
   </w:num>
-  <w:num w:numId="5">
+  <w:num w:numId="5" w16cid:durableId="535508554">
     <w:abstractNumId w:val="0"/>
   </w:num>
-  <w:num w:numId="6">
+  <w:num w:numId="6" w16cid:durableId="1132016427">
     <w:abstractNumId w:val="6"/>
   </w:num>
-  <w:num w:numId="7">
+  <w:num w:numId="7" w16cid:durableId="648367677">
     <w:abstractNumId w:val="5"/>
   </w:num>
-  <w:num w:numId="8">
+  <w:num w:numId="8" w16cid:durableId="1696735350">
     <w:abstractNumId w:val="1"/>
   </w:num>
-  <w:num w:numId="9">
+  <w:num w:numId="9" w16cid:durableId="1650599969">
     <w:abstractNumId w:val="10"/>
   </w:num>
-  <w:num w:numId="10">
+  <w:num w:numId="10" w16cid:durableId="2131246240">
     <w:abstractNumId w:val="3"/>
   </w:num>
-  <w:num w:numId="11">
+  <w:num w:numId="11" w16cid:durableId="1418090419">
     <w:abstractNumId w:val="7"/>
   </w:num>
 </w:numbering>
 </file>
 
 <file path=word/styles.xml><?xml version="1.0" encoding="utf-8"?>
-<w:styles xmlns:mc="http://schemas.openxmlformats.org/markup-compatibility/2006" xmlns:r="http://schemas.openxmlformats.org/officeDocument/2006/relationships" xmlns:w="http://schemas.openxmlformats.org/wordprocessingml/2006/main" xmlns:w14="http://schemas.microsoft.com/office/word/2010/wordml" xmlns:w15="http://schemas.microsoft.com/office/word/2012/wordml" xmlns:w16cex="http://schemas.microsoft.com/office/word/2018/wordml/cex" xmlns:w16cid="http://schemas.microsoft.com/office/word/2016/wordml/cid" xmlns:w16="http://schemas.microsoft.com/office/word/2018/wordml" xmlns:w16sdtdh="http://schemas.microsoft.com/office/word/2020/wordml/sdtdatahash" xmlns:w16se="http://schemas.microsoft.com/office/word/2015/wordml/symex" mc:Ignorable="w14 w15 w16se w16cid w16 w16cex w16sdtdh">
+<w:styles xmlns:mc="http://schemas.openxmlformats.org/markup-compatibility/2006" xmlns:r="http://schemas.openxmlformats.org/officeDocument/2006/relationships" xmlns:w="http://schemas.openxmlformats.org/wordprocessingml/2006/main" xmlns:w14="http://schemas.microsoft.com/office/word/2010/wordml" xmlns:w15="http://schemas.microsoft.com/office/word/2012/wordml" xmlns:w16cex="http://schemas.microsoft.com/office/word/2018/wordml/cex" xmlns:w16cid="http://schemas.microsoft.com/office/word/2016/wordml/cid" xmlns:w16="http://schemas.microsoft.com/office/word/2018/wordml" xmlns:w16du="http://schemas.microsoft.com/office/word/2023/wordml/word16du" xmlns:w16sdtdh="http://schemas.microsoft.com/office/word/2020/wordml/sdtdatahash" xmlns:w16sdtfl="http://schemas.microsoft.com/office/word/2024/wordml/sdtformatlock" xmlns:w16se="http://schemas.microsoft.com/office/word/2015/wordml/symex" mc:Ignorable="w14 w15 w16se w16cid w16 w16cex w16sdtdh w16sdtfl w16du">
   <w:docDefaults>
     <w:rPrDefault>
       <w:rPr>

--- a/Dokumentacio/VIDEO.docx
+++ b/Dokumentacio/VIDEO.docx
@@ -207,13 +207,19 @@
     </w:p>
     <w:p>
       <w:r>
-        <w:t xml:space="preserve">A hálózatunkban többféle tűzfalszabályt is alkalmazunk. A routerek wan interfészein </w:t>
-      </w:r>
-      <w:r>
-        <w:t>WAN-inbound</w:t>
-      </w:r>
-      <w:r>
-        <w:t xml:space="preserve"> nevű accsess-list szűri az internetről érkező forgalmat, a WAN-outbound a kimenő forgalmat kezeli ugyanezen a porton, a LAN-inbound pedig a belső hálózat biztonságát biztosítja. Ahogy a videón is látszik, a 200as vendég VLAN le van választva a belső hálózatról, csak a szükkséges szerverszolgáltatásokat, (például a dhcp-t, dns-t) és az internetet éri el, de például a többi eszközzel nem tud kommunikálni.</w:t>
+        <w:t xml:space="preserve">A hálózatunkban többféle tűzfalszabályt is alkalmazunk. </w:t>
+      </w:r>
+      <w:r>
+        <w:t xml:space="preserve">A </w:t>
+      </w:r>
+      <w:r>
+        <w:t xml:space="preserve">LAN-inbound a belső hálózat </w:t>
+      </w:r>
+      <w:r>
+        <w:t>forgalmát biztosítja, többek között a GUEST vlan izolálását végzi</w:t>
+      </w:r>
+      <w:r>
+        <w:t>. Ahogy a videón is látszik, a 200as vendég VLAN le van választva a belső hálózatról, csak a szükkséges szerverszolgáltatásokat, (például a dhcp-t, dns-t) és az internetet éri el, de például a többi eszközzel nem tud kommunikálni.</w:t>
       </w:r>
     </w:p>
     <w:p>
@@ -226,12 +232,12 @@
     </w:p>
     <w:p>
       <w:r>
+        <w:t>A BOLT telephely PAT overload-ot használ, ennek segítségével egy publikus IP címmel és annak kkülönböző portjaival az összes kliens rendelkezik interneteléréssel. A képen a BOLT_ROUTER címfordítási naplója látható, ahogy a ki és bemenő forgalmat kezeli.</w:t>
+      </w:r>
+    </w:p>
+    <w:p>
+      <w:r>
         <w:lastRenderedPageBreak/>
-        <w:t>A BOLT telephely PAT overload-ot használ, ennek segítségével egy publikus IP címmel és annak kkülönböző portjaival az összes kliens rendelkezik interneteléréssel. A képen a BOLT_ROUTER címfordítási naplója látható, ahogy a ki és bemenő forgalmat kezeli.</w:t>
-      </w:r>
-    </w:p>
-    <w:p>
-      <w:r>
         <w:t>A KÖZPONT telephelyen viszont a több kliens és nagyobb forgalom számára két /28 as tartományból dinamikus túlterheléses nat biztosítja ugyanezt. itt már jobban látszik, hogy a kliensek nem kkkizárólag egy címmel kommunikálnak. továbbá az is hogy a szerverekk számára ebből a poolból 3 statikus cím lett elkkülönítve a megfelelő működés érdekében. Itt láthatjuk is, ahogyan a bolt telephelyről probléma nélkkül elérjük akár a szerverek külső, publikus címét is.</w:t>
       </w:r>
     </w:p>
@@ -377,13 +383,16 @@
         <w:pStyle w:val="Cmsor2"/>
       </w:pPr>
       <w:r>
+        <w:t>ZABBIX</w:t>
+      </w:r>
+    </w:p>
+    <w:p>
+      <w:r>
+        <w:t xml:space="preserve">Hálózatunkban ZABBIX alapú moniorozást alkalmaztunk. Miután a rendszergazda belép, látható a szolgáltatás felhasználói felülete, majd a megfigyelt eszközök, amelyek mind elérhetőek és SNMP-vel </w:t>
+      </w:r>
+      <w:r>
         <w:lastRenderedPageBreak/>
-        <w:t>ZABBIX</w:t>
-      </w:r>
-    </w:p>
-    <w:p>
-      <w:r>
-        <w:t>Hálózatunkban ZABBIX alapú moniorozást alkalmaztunk. Miután a rendszergazda belép, látható a szolgáltatás felhasználói felülete, majd a megfigyelt eszközök, amelyek mind elérhetőek és SNMP-vel vagy ZabbixAgent-en küldik az adatokat. a bolt router fastethernet 0/0-s portjából kinyert ati forgalmi adatokból látványos grafikont kaptunk. Itt látható egy 15 perces leállás, amiről azonnali értesítést kaptunk, mivel ez a port kkülönösen fontos az internetelérés szempontjából.</w:t>
+        <w:t>vagy ZabbixAgent-en küldik az adatokat. a bolt router fastethernet 0/0-s portjából kinyert ati forgalmi adatokból látványos grafikont kaptunk. Itt látható egy 15 perces leállás, amiről azonnali értesítést kaptunk, mivel ez a port kkülönösen fontos az internetelérés szempontjából.</w:t>
       </w:r>
     </w:p>
     <w:p>

--- a/Dokumentacio/VIDEO.docx
+++ b/Dokumentacio/VIDEO.docx
@@ -63,24 +63,60 @@
           <w:szCs w:val="24"/>
           <w:lang w:eastAsia="hu-HU"/>
         </w:rPr>
-        <w:t>A hálózat valós Cisco eszközökön fut, a szervereket pedig virtualizált környezetben valósítottuk meg. A rendszerben külön működnek a hálózati funkciók, a Windows és Linux alapú szolgáltatások, valamint a monitorozás és automatizáció is.</w:t>
-      </w:r>
-    </w:p>
-    <w:p>
-      <w:pPr>
-        <w:spacing w:before="100" w:beforeAutospacing="1" w:after="100" w:afterAutospacing="1" w:line="240" w:lineRule="auto"/>
+        <w:t xml:space="preserve">A hálózat valós Cisco eszközökön fut, a szervereket pedig </w:t>
+      </w:r>
+      <w:proofErr w:type="spellStart"/>
+      <w:r>
         <w:rPr>
           <w:rFonts w:eastAsia="Times New Roman" w:cs="Arial"/>
           <w:szCs w:val="24"/>
           <w:lang w:eastAsia="hu-HU"/>
         </w:rPr>
-      </w:pPr>
+        <w:t>virtualizált</w:t>
+      </w:r>
+      <w:proofErr w:type="spellEnd"/>
       <w:r>
         <w:rPr>
           <w:rFonts w:eastAsia="Times New Roman" w:cs="Arial"/>
           <w:szCs w:val="24"/>
           <w:lang w:eastAsia="hu-HU"/>
         </w:rPr>
+        <w:t xml:space="preserve"> környezetben valósítottuk meg. A rendszerben külön működnek a hálózati funkciók, a Windows és Linux alapú szolgáltatások, valamint a monitorozás és </w:t>
+      </w:r>
+      <w:proofErr w:type="spellStart"/>
+      <w:r>
+        <w:rPr>
+          <w:rFonts w:eastAsia="Times New Roman" w:cs="Arial"/>
+          <w:szCs w:val="24"/>
+          <w:lang w:eastAsia="hu-HU"/>
+        </w:rPr>
+        <w:t>automatizáció</w:t>
+      </w:r>
+      <w:proofErr w:type="spellEnd"/>
+      <w:r>
+        <w:rPr>
+          <w:rFonts w:eastAsia="Times New Roman" w:cs="Arial"/>
+          <w:szCs w:val="24"/>
+          <w:lang w:eastAsia="hu-HU"/>
+        </w:rPr>
+        <w:t xml:space="preserve"> is.</w:t>
+      </w:r>
+    </w:p>
+    <w:p>
+      <w:pPr>
+        <w:spacing w:before="100" w:beforeAutospacing="1" w:after="100" w:afterAutospacing="1" w:line="240" w:lineRule="auto"/>
+        <w:rPr>
+          <w:rFonts w:eastAsia="Times New Roman" w:cs="Arial"/>
+          <w:szCs w:val="24"/>
+          <w:lang w:eastAsia="hu-HU"/>
+        </w:rPr>
+      </w:pPr>
+      <w:r>
+        <w:rPr>
+          <w:rFonts w:eastAsia="Times New Roman" w:cs="Arial"/>
+          <w:szCs w:val="24"/>
+          <w:lang w:eastAsia="hu-HU"/>
+        </w:rPr>
         <w:t>A következőkben ezeket fogom röviden bemutatni működés közben.</w:t>
       </w:r>
     </w:p>
@@ -145,12 +181,48 @@
         <w:rPr>
           <w:szCs w:val="24"/>
         </w:rPr>
-        <w:t>a dhcp, intranet és active directory</w:t>
-      </w:r>
+        <w:t xml:space="preserve">a </w:t>
+      </w:r>
+      <w:proofErr w:type="spellStart"/>
       <w:r>
         <w:rPr>
           <w:szCs w:val="24"/>
         </w:rPr>
+        <w:t>dhcp</w:t>
+      </w:r>
+      <w:proofErr w:type="spellEnd"/>
+      <w:r>
+        <w:rPr>
+          <w:szCs w:val="24"/>
+        </w:rPr>
+        <w:t xml:space="preserve">, intranet és </w:t>
+      </w:r>
+      <w:proofErr w:type="spellStart"/>
+      <w:r>
+        <w:rPr>
+          <w:szCs w:val="24"/>
+        </w:rPr>
+        <w:t>active</w:t>
+      </w:r>
+      <w:proofErr w:type="spellEnd"/>
+      <w:r>
+        <w:rPr>
+          <w:szCs w:val="24"/>
+        </w:rPr>
+        <w:t xml:space="preserve"> </w:t>
+      </w:r>
+      <w:proofErr w:type="spellStart"/>
+      <w:r>
+        <w:rPr>
+          <w:szCs w:val="24"/>
+        </w:rPr>
+        <w:t>directory</w:t>
+      </w:r>
+      <w:proofErr w:type="spellEnd"/>
+      <w:r>
+        <w:rPr>
+          <w:szCs w:val="24"/>
+        </w:rPr>
         <w:t>.</w:t>
       </w:r>
     </w:p>
@@ -170,12 +242,26 @@
         <w:rPr>
           <w:szCs w:val="24"/>
         </w:rPr>
-        <w:t xml:space="preserve">GRE over IPSec </w:t>
-      </w:r>
+        <w:t xml:space="preserve">GRE over </w:t>
+      </w:r>
+      <w:proofErr w:type="spellStart"/>
       <w:r>
         <w:rPr>
           <w:szCs w:val="24"/>
         </w:rPr>
+        <w:t>IPSec</w:t>
+      </w:r>
+      <w:proofErr w:type="spellEnd"/>
+      <w:r>
+        <w:rPr>
+          <w:szCs w:val="24"/>
+        </w:rPr>
+        <w:t xml:space="preserve"> </w:t>
+      </w:r>
+      <w:r>
+        <w:rPr>
+          <w:szCs w:val="24"/>
+        </w:rPr>
         <w:t>alagút biztosítja, így a kommunikáció folyamatos és biztonságos.</w:t>
       </w:r>
     </w:p>
@@ -184,17 +270,46 @@
         <w:pStyle w:val="Cmsor2"/>
       </w:pPr>
       <w:r>
-        <w:t>HSRP failover</w:t>
-      </w:r>
-    </w:p>
-    <w:p>
-      <w:r>
-        <w:t>A központ telephely a folyamatos szerverszolgáltatások szolgáltatása és a magas rendelkezésreállás miatt két független internet-kapcsolattal rendelkezik. ezt két külön router látja el, egymás között kettéosztva a LAN hálózat forgalomirányítását. A redundacia érdekkében HSRP protokoll segítségével virtuális alapértelmezett átjárókat alakítottunk ki.</w:t>
-      </w:r>
-    </w:p>
-    <w:p>
-      <w:r>
-        <w:t>Hiába merül fel a probléma az egyik router működésében, például egy kapcsolati probléma miatt, ahogy látszik, a másikk router azonnal átveszi a szerepét, és biztosítja a zökkenőmentes kommunikációt.</w:t>
+        <w:t xml:space="preserve">HSRP </w:t>
+      </w:r>
+      <w:proofErr w:type="spellStart"/>
+      <w:r>
+        <w:t>failover</w:t>
+      </w:r>
+      <w:proofErr w:type="spellEnd"/>
+    </w:p>
+    <w:p>
+      <w:r>
+        <w:t xml:space="preserve">A központ telephely a folyamatos szerverszolgáltatások szolgáltatása és a magas rendelkezésreállás miatt két független internet-kapcsolattal rendelkezik. ezt két külön router látja el, egymás között kettéosztva a LAN hálózat forgalomirányítását. A </w:t>
+      </w:r>
+      <w:proofErr w:type="spellStart"/>
+      <w:r>
+        <w:t>redundacia</w:t>
+      </w:r>
+      <w:proofErr w:type="spellEnd"/>
+      <w:r>
+        <w:t xml:space="preserve"> </w:t>
+      </w:r>
+      <w:proofErr w:type="spellStart"/>
+      <w:r>
+        <w:t>érdekkében</w:t>
+      </w:r>
+      <w:proofErr w:type="spellEnd"/>
+      <w:r>
+        <w:t xml:space="preserve"> HSRP protokoll segítségével virtuális alapértelmezett átjárókat alakítottunk ki.</w:t>
+      </w:r>
+    </w:p>
+    <w:p>
+      <w:r>
+        <w:t xml:space="preserve">Hiába merül fel a probléma az egyik router működésében, például egy kapcsolati probléma miatt, ahogy látszik, a </w:t>
+      </w:r>
+      <w:proofErr w:type="spellStart"/>
+      <w:r>
+        <w:t>másikk</w:t>
+      </w:r>
+      <w:proofErr w:type="spellEnd"/>
+      <w:r>
+        <w:t xml:space="preserve"> router azonnal átveszi a szerepét, és biztosítja a zökkenőmentes kommunikációt.</w:t>
       </w:r>
     </w:p>
     <w:p>
@@ -213,13 +328,45 @@
         <w:t xml:space="preserve">A </w:t>
       </w:r>
       <w:r>
-        <w:t xml:space="preserve">LAN-inbound a belső hálózat </w:t>
-      </w:r>
-      <w:r>
-        <w:t>forgalmát biztosítja, többek között a GUEST vlan izolálását végzi</w:t>
-      </w:r>
-      <w:r>
-        <w:t>. Ahogy a videón is látszik, a 200as vendég VLAN le van választva a belső hálózatról, csak a szükkséges szerverszolgáltatásokat, (például a dhcp-t, dns-t) és az internetet éri el, de például a többi eszközzel nem tud kommunikálni.</w:t>
+        <w:t>LAN-</w:t>
+      </w:r>
+      <w:proofErr w:type="spellStart"/>
+      <w:r>
+        <w:t>inbound</w:t>
+      </w:r>
+      <w:proofErr w:type="spellEnd"/>
+      <w:r>
+        <w:t xml:space="preserve"> a belső hálózat </w:t>
+      </w:r>
+      <w:r>
+        <w:t xml:space="preserve">forgalmát biztosítja, többek között a GUEST </w:t>
+      </w:r>
+      <w:proofErr w:type="spellStart"/>
+      <w:r>
+        <w:t>vlan</w:t>
+      </w:r>
+      <w:proofErr w:type="spellEnd"/>
+      <w:r>
+        <w:t xml:space="preserve"> izolálását végzi</w:t>
+      </w:r>
+      <w:r>
+        <w:t xml:space="preserve">. Ahogy a videón is látszik, a 200as vendég VLAN le van választva a belső hálózatról, csak a szükséges szerverszolgáltatásokat, (például a </w:t>
+      </w:r>
+      <w:proofErr w:type="spellStart"/>
+      <w:r>
+        <w:t>dhcp-t</w:t>
+      </w:r>
+      <w:proofErr w:type="spellEnd"/>
+      <w:r>
+        <w:t xml:space="preserve">, </w:t>
+      </w:r>
+      <w:proofErr w:type="spellStart"/>
+      <w:r>
+        <w:t>dns-t</w:t>
+      </w:r>
+      <w:proofErr w:type="spellEnd"/>
+      <w:r>
+        <w:t>) és az internetet éri el, de például a többi eszközzel nem tud kommunikálni.</w:t>
       </w:r>
     </w:p>
     <w:p>
@@ -232,13 +379,59 @@
     </w:p>
     <w:p>
       <w:r>
-        <w:t>A BOLT telephely PAT overload-ot használ, ennek segítségével egy publikus IP címmel és annak kkülönböző portjaival az összes kliens rendelkezik interneteléréssel. A képen a BOLT_ROUTER címfordítási naplója látható, ahogy a ki és bemenő forgalmat kezeli.</w:t>
+        <w:t xml:space="preserve">A BOLT telephely PAT </w:t>
+      </w:r>
+      <w:proofErr w:type="spellStart"/>
+      <w:r>
+        <w:t>overload</w:t>
+      </w:r>
+      <w:proofErr w:type="spellEnd"/>
+      <w:r>
+        <w:t xml:space="preserve">-ot használ, ennek segítségével egy publikus IP címmel és annak különböző </w:t>
+      </w:r>
+      <w:proofErr w:type="spellStart"/>
+      <w:r>
+        <w:t>portjaival</w:t>
+      </w:r>
+      <w:proofErr w:type="spellEnd"/>
+      <w:r>
+        <w:t xml:space="preserve"> az összes kliens rendelkezik interneteléréssel. A képen a BOLT_ROUTER címfordítási naplója látható, ahogy a ki és bemenő forgalmat kezeli.</w:t>
       </w:r>
     </w:p>
     <w:p>
       <w:r>
         <w:lastRenderedPageBreak/>
-        <w:t>A KÖZPONT telephelyen viszont a több kliens és nagyobb forgalom számára két /28 as tartományból dinamikus túlterheléses nat biztosítja ugyanezt. itt már jobban látszik, hogy a kliensek nem kkkizárólag egy címmel kommunikálnak. továbbá az is hogy a szerverekk számára ebből a poolból 3 statikus cím lett elkkülönítve a megfelelő működés érdekében. Itt láthatjuk is, ahogyan a bolt telephelyről probléma nélkkül elérjük akár a szerverek külső, publikus címét is.</w:t>
+        <w:t xml:space="preserve">A KÖZPONT telephelyen viszont a több kliens és nagyobb forgalom számára két /28 </w:t>
+      </w:r>
+      <w:proofErr w:type="spellStart"/>
+      <w:r>
+        <w:t>as</w:t>
+      </w:r>
+      <w:proofErr w:type="spellEnd"/>
+      <w:r>
+        <w:t xml:space="preserve"> tartományból dinamikus túlterheléses </w:t>
+      </w:r>
+      <w:proofErr w:type="spellStart"/>
+      <w:r>
+        <w:t>nat</w:t>
+      </w:r>
+      <w:proofErr w:type="spellEnd"/>
+      <w:r>
+        <w:t xml:space="preserve"> biztosítja ugyanezt. itt már jobban látszik, hogy a kliensek nem</w:t>
+      </w:r>
+      <w:r>
+        <w:t xml:space="preserve"> </w:t>
+      </w:r>
+      <w:r>
+        <w:t xml:space="preserve">kizárólag egy címmel kommunikálnak. továbbá az is hogy a szerverek számára ebből a </w:t>
+      </w:r>
+      <w:proofErr w:type="spellStart"/>
+      <w:r>
+        <w:t>poolból</w:t>
+      </w:r>
+      <w:proofErr w:type="spellEnd"/>
+      <w:r>
+        <w:t xml:space="preserve"> 3 statikus cím lett elkülönítve a megfelelő működés érdekében. Itt láthatjuk is, ahogyan a bolt telephelyről probléma nélkül elérjük akár a szerverek külső, publikus címét is.</w:t>
       </w:r>
     </w:p>
     <w:p>
@@ -251,10 +444,26 @@
     </w:p>
     <w:p>
       <w:r>
-        <w:t>A két hálózat GRE-tunnelek segítségével összenyitásra került, ezzel elősegítve a</w:t>
-      </w:r>
-      <w:r>
-        <w:t xml:space="preserve"> két telephely közötti átlátható, Layer 3-as szintű kommunikációt.</w:t>
+        <w:t>A két hálózat GRE-</w:t>
+      </w:r>
+      <w:proofErr w:type="spellStart"/>
+      <w:r>
+        <w:t>tunnelek</w:t>
+      </w:r>
+      <w:proofErr w:type="spellEnd"/>
+      <w:r>
+        <w:t xml:space="preserve"> segítségével összenyitásra került, ezzel elősegítve a</w:t>
+      </w:r>
+      <w:r>
+        <w:t xml:space="preserve"> két telephely közötti átlátható, </w:t>
+      </w:r>
+      <w:proofErr w:type="spellStart"/>
+      <w:r>
+        <w:t>Layer</w:t>
+      </w:r>
+      <w:proofErr w:type="spellEnd"/>
+      <w:r>
+        <w:t xml:space="preserve"> 3-as szintű kommunikációt.</w:t>
       </w:r>
       <w:r>
         <w:t xml:space="preserve"> A képen a sikeres kommunikáció látható a BOLT telephelyről a WINDOWS szerver belső privát IP címére.</w:t>
@@ -270,7 +479,23 @@
     </w:p>
     <w:p>
       <w:r>
-        <w:t>A prototípusban a 10es vlan vezeték nélküli hálózatátát valósítottuk meg. A videón látszik, ahogy a kliens az előzetesen megadott felhasználónév – jelszó párossal automatikkkusan felcsatlakozik a RADIUS-szal hitelesített AP-re majd megkapja a megfelelő IP beállításokat.</w:t>
+        <w:t xml:space="preserve">A prototípusban a 10es </w:t>
+      </w:r>
+      <w:proofErr w:type="spellStart"/>
+      <w:r>
+        <w:t>vlan</w:t>
+      </w:r>
+      <w:proofErr w:type="spellEnd"/>
+      <w:r>
+        <w:t xml:space="preserve"> vezeték nélküli hálózatát valósítottuk meg. A videón látszik, ahogy a kliens az előzetesen megadott felhasználónév – jelszó párossal automatikusan felcsatlakozik a RADIUS-</w:t>
+      </w:r>
+      <w:proofErr w:type="spellStart"/>
+      <w:r>
+        <w:t>szal</w:t>
+      </w:r>
+      <w:proofErr w:type="spellEnd"/>
+      <w:r>
+        <w:t xml:space="preserve"> hitelesített AP-re majd megkapja a megfelelő IP beállításokat.</w:t>
       </w:r>
     </w:p>
     <w:p>
@@ -350,13 +575,30 @@
     </w:p>
     <w:p>
       <w:r>
-        <w:t>Ezzel szemben a saját meghajtón már teljes hozzáférésünk van: létrehozunk egy tesztmappát és egy fájlt, amely azonnal szinkronizálódik a szerverrel. Ez a központi adattárolás és felhasználónkénti elkülönítés egyik előnye.</w:t>
+        <w:t xml:space="preserve">Ezzel szemben a saját meghajtón már teljes hozzáférésünk van: létrehozunk egy tesztmappát és egy fájlt, amely azonnal </w:t>
+      </w:r>
+      <w:proofErr w:type="spellStart"/>
+      <w:r>
+        <w:t>szinkronizálódik</w:t>
+      </w:r>
+      <w:proofErr w:type="spellEnd"/>
+      <w:r>
+        <w:t xml:space="preserve"> a szerverrel. Ez a központi adattárolás és </w:t>
+      </w:r>
+      <w:proofErr w:type="spellStart"/>
+      <w:r>
+        <w:t>felhasználónkénti</w:t>
+      </w:r>
+      <w:proofErr w:type="spellEnd"/>
+      <w:r>
+        <w:t xml:space="preserve"> elkülönítés egyik előnye.</w:t>
       </w:r>
     </w:p>
     <w:p>
       <w:r>
         <w:t xml:space="preserve">A böngészőben a </w:t>
       </w:r>
+      <w:proofErr w:type="spellStart"/>
       <w:r>
         <w:rPr>
           <w:i/>
@@ -364,6 +606,7 @@
         </w:rPr>
         <w:t>qube.local</w:t>
       </w:r>
+      <w:proofErr w:type="spellEnd"/>
       <w:r>
         <w:t xml:space="preserve"> címet megnyitva elérjük a belső weboldalt, amely a DNS és az IIS szolgáltatások együttműködésével működik.</w:t>
       </w:r>
@@ -388,24 +631,144 @@
     </w:p>
     <w:p>
       <w:r>
-        <w:t xml:space="preserve">Hálózatunkban ZABBIX alapú moniorozást alkalmaztunk. Miután a rendszergazda belép, látható a szolgáltatás felhasználói felülete, majd a megfigyelt eszközök, amelyek mind elérhetőek és SNMP-vel </w:t>
+        <w:t>Hálózatunkban ZABBIX alapú moni</w:t>
+      </w:r>
+      <w:r>
+        <w:t>t</w:t>
+      </w:r>
+      <w:r>
+        <w:t xml:space="preserve">orozást alkalmaztunk. Miután a rendszergazda belép, látható a szolgáltatás felhasználói felülete, majd a megfigyelt eszközök, amelyek mind elérhetőek és SNMP-vel </w:t>
       </w:r>
       <w:r>
         <w:lastRenderedPageBreak/>
-        <w:t>vagy ZabbixAgent-en küldik az adatokat. a bolt router fastethernet 0/0-s portjából kinyert ati forgalmi adatokból látványos grafikont kaptunk. Itt látható egy 15 perces leállás, amiről azonnali értesítést kaptunk, mivel ez a port kkülönösen fontos az internetelérés szempontjából.</w:t>
+        <w:t xml:space="preserve">vagy </w:t>
+      </w:r>
+      <w:proofErr w:type="spellStart"/>
+      <w:r>
+        <w:t>ZabbixAgent</w:t>
+      </w:r>
+      <w:proofErr w:type="spellEnd"/>
+      <w:r>
+        <w:t xml:space="preserve">-en küldik az adatokat. a bolt router </w:t>
+      </w:r>
+      <w:proofErr w:type="spellStart"/>
+      <w:r>
+        <w:t>fastethernet</w:t>
+      </w:r>
+      <w:proofErr w:type="spellEnd"/>
+      <w:r>
+        <w:t xml:space="preserve"> 0/0-s </w:t>
+      </w:r>
+      <w:proofErr w:type="spellStart"/>
+      <w:r>
+        <w:t>portjából</w:t>
+      </w:r>
+      <w:proofErr w:type="spellEnd"/>
+      <w:r>
+        <w:t xml:space="preserve"> kinyert </w:t>
+      </w:r>
+      <w:proofErr w:type="spellStart"/>
+      <w:r>
+        <w:t>ati</w:t>
+      </w:r>
+      <w:proofErr w:type="spellEnd"/>
+      <w:r>
+        <w:t xml:space="preserve"> forgalmi adatokból látványos grafikont kaptunk. Itt látható egy 15 perces leállás, amiről azonnali értesítést kaptunk, mivel ez a port különösen fontos az internetelérés szempontjából.</w:t>
       </w:r>
     </w:p>
     <w:p>
       <w:pPr>
         <w:pStyle w:val="Cmsor2"/>
       </w:pPr>
+      <w:proofErr w:type="spellStart"/>
       <w:r>
         <w:t>Automatizáció</w:t>
       </w:r>
-    </w:p>
-    <w:p>
-      <w:r>
-        <w:t>A zabbix folyamatos monitorozása lehetővé teszi a hálózatautomatizációs megoldásokkat. Mi egy egyszerű MAC-VLAN tábla alapú portkonfigurációt készítettünk. Ahogy a kliens rácsatlakozik a switchre, a ZABBIX érzékeli a portállapot változást, lefuttatja a vlan.py fájlt, ip cím és portszám argumentummal, ez pedig a mac_vlan.json fájlból ssh-n keresztül a megfelelő vlanba helyezi az eszközt</w:t>
+      <w:proofErr w:type="spellEnd"/>
+    </w:p>
+    <w:p>
+      <w:r>
+        <w:t xml:space="preserve">A </w:t>
+      </w:r>
+      <w:proofErr w:type="spellStart"/>
+      <w:r>
+        <w:t>zabbix</w:t>
+      </w:r>
+      <w:proofErr w:type="spellEnd"/>
+      <w:r>
+        <w:t xml:space="preserve"> folyamatos monitorozása lehetővé teszi a </w:t>
+      </w:r>
+      <w:proofErr w:type="spellStart"/>
+      <w:r>
+        <w:t>hálózatautomatizációs</w:t>
+      </w:r>
+      <w:proofErr w:type="spellEnd"/>
+      <w:r>
+        <w:t xml:space="preserve"> </w:t>
+      </w:r>
+      <w:proofErr w:type="spellStart"/>
+      <w:r>
+        <w:t>megoldásokkat</w:t>
+      </w:r>
+      <w:proofErr w:type="spellEnd"/>
+      <w:r>
+        <w:t xml:space="preserve">. Mi egy egyszerű MAC-VLAN tábla alapú </w:t>
+      </w:r>
+      <w:proofErr w:type="spellStart"/>
+      <w:r>
+        <w:t>portkonfigurációt</w:t>
+      </w:r>
+      <w:proofErr w:type="spellEnd"/>
+      <w:r>
+        <w:t xml:space="preserve"> készítettünk. Ahogy a kliens rácsatlakozik a </w:t>
+      </w:r>
+      <w:proofErr w:type="spellStart"/>
+      <w:r>
+        <w:t>switchre</w:t>
+      </w:r>
+      <w:proofErr w:type="spellEnd"/>
+      <w:r>
+        <w:t xml:space="preserve">, a ZABBIX érzékeli a portállapot változást, lefuttatja a vlan.py fájlt, </w:t>
+      </w:r>
+      <w:proofErr w:type="spellStart"/>
+      <w:r>
+        <w:t>ip</w:t>
+      </w:r>
+      <w:proofErr w:type="spellEnd"/>
+      <w:r>
+        <w:t xml:space="preserve"> cím és </w:t>
+      </w:r>
+      <w:proofErr w:type="spellStart"/>
+      <w:r>
+        <w:t>portszám</w:t>
+      </w:r>
+      <w:proofErr w:type="spellEnd"/>
+      <w:r>
+        <w:t xml:space="preserve"> argumentummal, ez pedig a </w:t>
+      </w:r>
+      <w:proofErr w:type="spellStart"/>
+      <w:r>
+        <w:t>mac_vlan.json</w:t>
+      </w:r>
+      <w:proofErr w:type="spellEnd"/>
+      <w:r>
+        <w:t xml:space="preserve"> fájlból </w:t>
+      </w:r>
+      <w:proofErr w:type="spellStart"/>
+      <w:r>
+        <w:t>ssh</w:t>
+      </w:r>
+      <w:proofErr w:type="spellEnd"/>
+      <w:r>
+        <w:t xml:space="preserve">-n keresztül a megfelelő </w:t>
+      </w:r>
+      <w:proofErr w:type="spellStart"/>
+      <w:r>
+        <w:t>vlanba</w:t>
+      </w:r>
+      <w:proofErr w:type="spellEnd"/>
+      <w:r>
+        <w:t xml:space="preserve"> helyezi az eszközt</w:t>
       </w:r>
     </w:p>
     <w:p>
@@ -418,7 +781,15 @@
     </w:p>
     <w:p>
       <w:r>
-        <w:t>A qube_fastconf.py nevű pyhton kód segítségével egy terminál alapú grafikus felületben tudjuk az eszközök alapvető konfigurációját beállítani, majd elmenti. Ennek segítségével gyorsan és egyszerűen tudunk egy-egy egyszerűbb módosítást végezni az eszközeinken.</w:t>
+        <w:t xml:space="preserve">A qube_fastconf.py nevű </w:t>
+      </w:r>
+      <w:proofErr w:type="spellStart"/>
+      <w:r>
+        <w:t>pyhton</w:t>
+      </w:r>
+      <w:proofErr w:type="spellEnd"/>
+      <w:r>
+        <w:t xml:space="preserve"> kód segítségével egy terminál alapú grafikus felületben tudjuk az eszközök alapvető konfigurációját beállítani, majd elmenti. Ennek segítségével gyorsan és egyszerűen tudunk egy-egy egyszerűbb módosítást végezni az eszközeinken.</w:t>
       </w:r>
     </w:p>
     <w:p/>

--- a/Dokumentacio/VIDEO.docx
+++ b/Dokumentacio/VIDEO.docx
@@ -288,28 +288,12 @@
       </w:r>
       <w:proofErr w:type="spellEnd"/>
       <w:r>
-        <w:t xml:space="preserve"> </w:t>
-      </w:r>
-      <w:proofErr w:type="spellStart"/>
-      <w:r>
-        <w:t>érdekkében</w:t>
-      </w:r>
-      <w:proofErr w:type="spellEnd"/>
-      <w:r>
-        <w:t xml:space="preserve"> HSRP protokoll segítségével virtuális alapértelmezett átjárókat alakítottunk ki.</w:t>
-      </w:r>
-    </w:p>
-    <w:p>
-      <w:r>
-        <w:t xml:space="preserve">Hiába merül fel a probléma az egyik router működésében, például egy kapcsolati probléma miatt, ahogy látszik, a </w:t>
-      </w:r>
-      <w:proofErr w:type="spellStart"/>
-      <w:r>
-        <w:t>másikk</w:t>
-      </w:r>
-      <w:proofErr w:type="spellEnd"/>
-      <w:r>
-        <w:t xml:space="preserve"> router azonnal átveszi a szerepét, és biztosítja a zökkenőmentes kommunikációt.</w:t>
+        <w:t xml:space="preserve"> érdekében HSRP protokoll segítségével virtuális alapértelmezett átjárókat alakítottunk ki.</w:t>
+      </w:r>
+    </w:p>
+    <w:p>
+      <w:r>
+        <w:t>Hiába merül fel a probléma az egyik router működésében, például egy kapcsolati probléma miatt, ahogy látszik, a másik router azonnal átveszi a szerepét, és biztosítja a zökkenőmentes kommunikációt.</w:t>
       </w:r>
     </w:p>
     <w:p>
@@ -423,7 +407,15 @@
         <w:t xml:space="preserve"> </w:t>
       </w:r>
       <w:r>
-        <w:t xml:space="preserve">kizárólag egy címmel kommunikálnak. továbbá az is hogy a szerverek számára ebből a </w:t>
+        <w:t xml:space="preserve">kizárólag egy címmel kommunikálnak. továbbá az </w:t>
+      </w:r>
+      <w:proofErr w:type="gramStart"/>
+      <w:r>
+        <w:t>is</w:t>
+      </w:r>
+      <w:proofErr w:type="gramEnd"/>
+      <w:r>
+        <w:t xml:space="preserve"> hogy a szerverek számára ebből a </w:t>
       </w:r>
       <w:proofErr w:type="spellStart"/>
       <w:r>
@@ -599,6 +591,7 @@
         <w:t xml:space="preserve">A böngészőben a </w:t>
       </w:r>
       <w:proofErr w:type="spellStart"/>
+      <w:proofErr w:type="gramStart"/>
       <w:r>
         <w:rPr>
           <w:i/>
@@ -607,6 +600,7 @@
         <w:t>qube.local</w:t>
       </w:r>
       <w:proofErr w:type="spellEnd"/>
+      <w:proofErr w:type="gramEnd"/>
       <w:r>
         <w:t xml:space="preserve"> címet megnyitva elérjük a belső weboldalt, amely a DNS és az IIS szolgáltatások együttműködésével működik.</w:t>
       </w:r>
@@ -748,9 +742,14 @@
       </w:r>
       <w:proofErr w:type="spellStart"/>
       <w:r>
-        <w:t>mac_vlan.json</w:t>
-      </w:r>
-      <w:proofErr w:type="spellEnd"/>
+        <w:t>mac_</w:t>
+      </w:r>
+      <w:proofErr w:type="gramStart"/>
+      <w:r>
+        <w:t>vlan.json</w:t>
+      </w:r>
+      <w:proofErr w:type="spellEnd"/>
+      <w:proofErr w:type="gramEnd"/>
       <w:r>
         <w:t xml:space="preserve"> fájlból </w:t>
       </w:r>

--- a/Dokumentacio/VIDEO.docx
+++ b/Dokumentacio/VIDEO.docx
@@ -280,15 +280,13 @@
     </w:p>
     <w:p>
       <w:r>
-        <w:t xml:space="preserve">A központ telephely a folyamatos szerverszolgáltatások szolgáltatása és a magas rendelkezésreállás miatt két független internet-kapcsolattal rendelkezik. ezt két külön router látja el, egymás között kettéosztva a LAN hálózat forgalomirányítását. A </w:t>
-      </w:r>
-      <w:proofErr w:type="spellStart"/>
-      <w:r>
-        <w:t>redundacia</w:t>
-      </w:r>
-      <w:proofErr w:type="spellEnd"/>
-      <w:r>
-        <w:t xml:space="preserve"> érdekében HSRP protokoll segítségével virtuális alapértelmezett átjárókat alakítottunk ki.</w:t>
+        <w:t>A központ telephely a folyamatos szerverszolgáltatások szolgáltatása és a magas rendelkezésreállás miatt két független internet-kapcsolattal rendelkezik. ezt két külön router látja el, egymás között kettéosztva a LAN hálózat forgalomirányítását. A redunda</w:t>
+      </w:r>
+      <w:r>
+        <w:t>n</w:t>
+      </w:r>
+      <w:r>
+        <w:t>cia érdekében HSRP protokoll segítségével virtuális alapértelmezett átjárókat alakítottunk ki.</w:t>
       </w:r>
     </w:p>
     <w:p>
@@ -407,15 +405,7 @@
         <w:t xml:space="preserve"> </w:t>
       </w:r>
       <w:r>
-        <w:t xml:space="preserve">kizárólag egy címmel kommunikálnak. továbbá az </w:t>
-      </w:r>
-      <w:proofErr w:type="gramStart"/>
-      <w:r>
-        <w:t>is</w:t>
-      </w:r>
-      <w:proofErr w:type="gramEnd"/>
-      <w:r>
-        <w:t xml:space="preserve"> hogy a szerverek számára ebből a </w:t>
+        <w:t xml:space="preserve">kizárólag egy címmel kommunikálnak. továbbá az is hogy a szerverek számára ebből a </w:t>
       </w:r>
       <w:proofErr w:type="spellStart"/>
       <w:r>
@@ -591,7 +581,6 @@
         <w:t xml:space="preserve">A böngészőben a </w:t>
       </w:r>
       <w:proofErr w:type="spellStart"/>
-      <w:proofErr w:type="gramStart"/>
       <w:r>
         <w:rPr>
           <w:i/>
@@ -600,7 +589,6 @@
         <w:t>qube.local</w:t>
       </w:r>
       <w:proofErr w:type="spellEnd"/>
-      <w:proofErr w:type="gramEnd"/>
       <w:r>
         <w:t xml:space="preserve"> címet megnyitva elérjük a belső weboldalt, amely a DNS és az IIS szolgáltatások együttműködésével működik.</w:t>
       </w:r>
@@ -742,14 +730,9 @@
       </w:r>
       <w:proofErr w:type="spellStart"/>
       <w:r>
-        <w:t>mac_</w:t>
-      </w:r>
-      <w:proofErr w:type="gramStart"/>
-      <w:r>
-        <w:t>vlan.json</w:t>
-      </w:r>
-      <w:proofErr w:type="spellEnd"/>
-      <w:proofErr w:type="gramEnd"/>
+        <w:t>mac_vlan.json</w:t>
+      </w:r>
+      <w:proofErr w:type="spellEnd"/>
       <w:r>
         <w:t xml:space="preserve"> fájlból </w:t>
       </w:r>

--- a/Dokumentacio/VIDEO.docx
+++ b/Dokumentacio/VIDEO.docx
@@ -477,7 +477,13 @@
       </w:r>
       <w:proofErr w:type="spellEnd"/>
       <w:r>
-        <w:t xml:space="preserve"> hitelesített AP-re majd megkapja a megfelelő IP beállításokat.</w:t>
+        <w:t xml:space="preserve"> hitelesített AP-r</w:t>
+      </w:r>
+      <w:r>
+        <w:t>a</w:t>
+      </w:r>
+      <w:r>
+        <w:t xml:space="preserve"> majd megkapja a megfelelő IP beállításokat.</w:t>
       </w:r>
     </w:p>
     <w:p>
@@ -647,15 +653,7 @@
       </w:r>
       <w:proofErr w:type="spellEnd"/>
       <w:r>
-        <w:t xml:space="preserve"> kinyert </w:t>
-      </w:r>
-      <w:proofErr w:type="spellStart"/>
-      <w:r>
-        <w:t>ati</w:t>
-      </w:r>
-      <w:proofErr w:type="spellEnd"/>
-      <w:r>
-        <w:t xml:space="preserve"> forgalmi adatokból látványos grafikont kaptunk. Itt látható egy 15 perces leállás, amiről azonnali értesítést kaptunk, mivel ez a port különösen fontos az internetelérés szempontjából.</w:t>
+        <w:t xml:space="preserve"> kinyert forgalmi adatokból látványos grafikont kaptunk. Itt látható egy 15 perces leállás, amiről azonnali értesítést kaptunk, mivel ez a port különösen fontos az internetelérés szempontjából.</w:t>
       </w:r>
     </w:p>
     <w:p>
